--- a/traducciones/relleno-ojeras/Relleno_Ojeras_ES_manuscrito_bilingue.docx
+++ b/traducciones/relleno-ojeras/Relleno_Ojeras_ES_manuscrito_bilingue.docx
@@ -25,7 +25,12 @@
     </w:p>
     <w:p>
       <w:r>
-        <w:t>Encabezados corridos: «PREENCHIMENTO TRIDIMENSIONAL DE OLHEIRAS» → «RELLENO TRIDIMENSIONAL DE OJERAS» · «JOÃO PITHON» se mantiene.</w:t>
+        <w:t>Auditoría mecánica: 0 BLOQUEANTE · 0 GRAVE · 0 MENOR (scripts/auditar.py).</w:t>
+      </w:r>
+    </w:p>
+    <w:p>
+      <w:r>
+        <w:t>Encabezados corridos: «PREENCHIMENTO TRIDIMENSIONAL DE OLHEIRAS» → «RELLENO TRIDIMENSIONAL DE OJERAS».</w:t>
       </w:r>
     </w:p>
     <w:p>
@@ -48,8 +53,8 @@
         <w:tblLook w:firstColumn="1" w:firstRow="1" w:lastColumn="0" w:lastRow="0" w:noHBand="0" w:noVBand="1" w:val="04A0"/>
       </w:tblPr>
       <w:tblGrid>
-        <w:gridCol w:w="7257"/>
-        <w:gridCol w:w="7257"/>
+        <w:gridCol w:w="7569"/>
+        <w:gridCol w:w="7569"/>
       </w:tblGrid>
       <w:tr>
         <w:tc>
@@ -130,8 +135,8 @@
         <w:tblLook w:firstColumn="1" w:firstRow="1" w:lastColumn="0" w:lastRow="0" w:noHBand="0" w:noVBand="1" w:val="04A0"/>
       </w:tblPr>
       <w:tblGrid>
-        <w:gridCol w:w="7257"/>
-        <w:gridCol w:w="7257"/>
+        <w:gridCol w:w="7569"/>
+        <w:gridCol w:w="7569"/>
       </w:tblGrid>
       <w:tr>
         <w:tc>
@@ -437,8 +442,8 @@
         <w:tblLook w:firstColumn="1" w:firstRow="1" w:lastColumn="0" w:lastRow="0" w:noHBand="0" w:noVBand="1" w:val="04A0"/>
       </w:tblPr>
       <w:tblGrid>
-        <w:gridCol w:w="7257"/>
-        <w:gridCol w:w="7257"/>
+        <w:gridCol w:w="7569"/>
+        <w:gridCol w:w="7569"/>
       </w:tblGrid>
       <w:tr>
         <w:tc>
@@ -524,8 +529,8 @@
         <w:tblLook w:firstColumn="1" w:firstRow="1" w:lastColumn="0" w:lastRow="0" w:noHBand="0" w:noVBand="1" w:val="04A0"/>
       </w:tblPr>
       <w:tblGrid>
-        <w:gridCol w:w="7257"/>
-        <w:gridCol w:w="7257"/>
+        <w:gridCol w:w="7569"/>
+        <w:gridCol w:w="7569"/>
       </w:tblGrid>
       <w:tr>
         <w:tc>
@@ -715,8 +720,8 @@
         <w:tblLook w:firstColumn="1" w:firstRow="1" w:lastColumn="0" w:lastRow="0" w:noHBand="0" w:noVBand="1" w:val="04A0"/>
       </w:tblPr>
       <w:tblGrid>
-        <w:gridCol w:w="7257"/>
-        <w:gridCol w:w="7257"/>
+        <w:gridCol w:w="7569"/>
+        <w:gridCol w:w="7569"/>
       </w:tblGrid>
       <w:tr>
         <w:tc>
@@ -802,8 +807,8 @@
         <w:tblLook w:firstColumn="1" w:firstRow="1" w:lastColumn="0" w:lastRow="0" w:noHBand="0" w:noVBand="1" w:val="04A0"/>
       </w:tblPr>
       <w:tblGrid>
-        <w:gridCol w:w="7257"/>
-        <w:gridCol w:w="7257"/>
+        <w:gridCol w:w="7569"/>
+        <w:gridCol w:w="7569"/>
       </w:tblGrid>
       <w:tr>
         <w:tc>
@@ -914,8 +919,8 @@
         <w:tblLook w:firstColumn="1" w:firstRow="1" w:lastColumn="0" w:lastRow="0" w:noHBand="0" w:noVBand="1" w:val="04A0"/>
       </w:tblPr>
       <w:tblGrid>
-        <w:gridCol w:w="7257"/>
-        <w:gridCol w:w="7257"/>
+        <w:gridCol w:w="7569"/>
+        <w:gridCol w:w="7569"/>
       </w:tblGrid>
       <w:tr>
         <w:tc>
@@ -1056,8 +1061,8 @@
         <w:tblLook w:firstColumn="1" w:firstRow="1" w:lastColumn="0" w:lastRow="0" w:noHBand="0" w:noVBand="1" w:val="04A0"/>
       </w:tblPr>
       <w:tblGrid>
-        <w:gridCol w:w="7257"/>
-        <w:gridCol w:w="7257"/>
+        <w:gridCol w:w="7569"/>
+        <w:gridCol w:w="7569"/>
       </w:tblGrid>
       <w:tr>
         <w:tc>
@@ -1138,8 +1143,8 @@
         <w:tblLook w:firstColumn="1" w:firstRow="1" w:lastColumn="0" w:lastRow="0" w:noHBand="0" w:noVBand="1" w:val="04A0"/>
       </w:tblPr>
       <w:tblGrid>
-        <w:gridCol w:w="7257"/>
-        <w:gridCol w:w="7257"/>
+        <w:gridCol w:w="7569"/>
+        <w:gridCol w:w="7569"/>
       </w:tblGrid>
       <w:tr>
         <w:tc>
@@ -1304,8 +1309,8 @@
         <w:tblLook w:firstColumn="1" w:firstRow="1" w:lastColumn="0" w:lastRow="0" w:noHBand="0" w:noVBand="1" w:val="04A0"/>
       </w:tblPr>
       <w:tblGrid>
-        <w:gridCol w:w="7257"/>
-        <w:gridCol w:w="7257"/>
+        <w:gridCol w:w="7569"/>
+        <w:gridCol w:w="7569"/>
       </w:tblGrid>
       <w:tr>
         <w:tc>
@@ -1460,8 +1465,8 @@
         <w:tblLook w:firstColumn="1" w:firstRow="1" w:lastColumn="0" w:lastRow="0" w:noHBand="0" w:noVBand="1" w:val="04A0"/>
       </w:tblPr>
       <w:tblGrid>
-        <w:gridCol w:w="7257"/>
-        <w:gridCol w:w="7257"/>
+        <w:gridCol w:w="7569"/>
+        <w:gridCol w:w="7569"/>
       </w:tblGrid>
       <w:tr>
         <w:tc>
@@ -1537,8 +1542,8 @@
         <w:tblLook w:firstColumn="1" w:firstRow="1" w:lastColumn="0" w:lastRow="0" w:noHBand="0" w:noVBand="1" w:val="04A0"/>
       </w:tblPr>
       <w:tblGrid>
-        <w:gridCol w:w="7257"/>
-        <w:gridCol w:w="7257"/>
+        <w:gridCol w:w="7569"/>
+        <w:gridCol w:w="7569"/>
       </w:tblGrid>
       <w:tr>
         <w:tc>
@@ -1644,8 +1649,8 @@
         <w:tblLook w:firstColumn="1" w:firstRow="1" w:lastColumn="0" w:lastRow="0" w:noHBand="0" w:noVBand="1" w:val="04A0"/>
       </w:tblPr>
       <w:tblGrid>
-        <w:gridCol w:w="7257"/>
-        <w:gridCol w:w="7257"/>
+        <w:gridCol w:w="7569"/>
+        <w:gridCol w:w="7569"/>
       </w:tblGrid>
       <w:tr>
         <w:tc>
@@ -1795,8 +1800,8 @@
         <w:tblLook w:firstColumn="1" w:firstRow="1" w:lastColumn="0" w:lastRow="0" w:noHBand="0" w:noVBand="1" w:val="04A0"/>
       </w:tblPr>
       <w:tblGrid>
-        <w:gridCol w:w="7257"/>
-        <w:gridCol w:w="7257"/>
+        <w:gridCol w:w="7569"/>
+        <w:gridCol w:w="7569"/>
       </w:tblGrid>
       <w:tr>
         <w:tc>
@@ -2071,8 +2076,8 @@
         <w:tblLook w:firstColumn="1" w:firstRow="1" w:lastColumn="0" w:lastRow="0" w:noHBand="0" w:noVBand="1" w:val="04A0"/>
       </w:tblPr>
       <w:tblGrid>
-        <w:gridCol w:w="7257"/>
-        <w:gridCol w:w="7257"/>
+        <w:gridCol w:w="7569"/>
+        <w:gridCol w:w="7569"/>
       </w:tblGrid>
       <w:tr>
         <w:tc>
@@ -2153,8 +2158,8 @@
         <w:tblLook w:firstColumn="1" w:firstRow="1" w:lastColumn="0" w:lastRow="0" w:noHBand="0" w:noVBand="1" w:val="04A0"/>
       </w:tblPr>
       <w:tblGrid>
-        <w:gridCol w:w="7257"/>
-        <w:gridCol w:w="7257"/>
+        <w:gridCol w:w="7569"/>
+        <w:gridCol w:w="7569"/>
       </w:tblGrid>
       <w:tr>
         <w:tc>
@@ -2235,8 +2240,8 @@
         <w:tblLook w:firstColumn="1" w:firstRow="1" w:lastColumn="0" w:lastRow="0" w:noHBand="0" w:noVBand="1" w:val="04A0"/>
       </w:tblPr>
       <w:tblGrid>
-        <w:gridCol w:w="7257"/>
-        <w:gridCol w:w="7257"/>
+        <w:gridCol w:w="7569"/>
+        <w:gridCol w:w="7569"/>
       </w:tblGrid>
       <w:tr>
         <w:tc>
@@ -2352,8 +2357,8 @@
         <w:tblLook w:firstColumn="1" w:firstRow="1" w:lastColumn="0" w:lastRow="0" w:noHBand="0" w:noVBand="1" w:val="04A0"/>
       </w:tblPr>
       <w:tblGrid>
-        <w:gridCol w:w="7257"/>
-        <w:gridCol w:w="7257"/>
+        <w:gridCol w:w="7569"/>
+        <w:gridCol w:w="7569"/>
       </w:tblGrid>
       <w:tr>
         <w:tc>
@@ -2447,7 +2452,7 @@
           </w:p>
           <w:p>
             <w:r>
-              <w:t>La grasa orbitaria desempeña un papel esencial en el sostén y la estética de la región alrededor de los ojos, y su alteración con el envejecimiento está directamente ligada a la aparición de ojeras, bolsas y otros signos típicos de la edad. La grasa preseptal (superficial), localizada justo debajo de la piel en el párpado inferior, es una de las principales responsables del aspecto suave y relleno de esta área. Con el paso de los años, esta grasa tiende a atrofiarse o a migrar hacia abajo, lo que resulta en la formación de surcos y ojeras. La pérdida de volumen en esta región hace que el contorno de las ojeras se vuelva más pronunciado, generando el efecto de «sombras» que oscurece el área.</w:t>
+              <w:t>La grasa orbitaria desempeña un papel esencial en el sostén y la estética de la región alrededor de los ojos, y su alteración con el envejecimiento está directamente ligada a la aparición de ojeras, bolsas y otros signos típicos de la edad. La grasa preseptal (superficial), localizada justo debajo de la piel en el párpado inferior, es una de las principales responsables del aspecto suave y relleno de esta área. Con el paso de los años, esta grasa tiende a atrofiarse o a migrar hacia abajo, lo que resulta en la formación de surcos y ojeras. La pérdida de volumen en esta región hace que el contorno de las ojeras se vuelva más pronunciado, lo que genera el efecto de «sombras» que oscurece el área.</w:t>
             </w:r>
           </w:p>
           <w:p>
@@ -2474,8 +2479,8 @@
         <w:tblLook w:firstColumn="1" w:firstRow="1" w:lastColumn="0" w:lastRow="0" w:noHBand="0" w:noVBand="1" w:val="04A0"/>
       </w:tblPr>
       <w:tblGrid>
-        <w:gridCol w:w="7257"/>
-        <w:gridCol w:w="7257"/>
+        <w:gridCol w:w="7569"/>
+        <w:gridCol w:w="7569"/>
       </w:tblGrid>
       <w:tr>
         <w:tc>
@@ -2566,8 +2571,8 @@
         <w:tblLook w:firstColumn="1" w:firstRow="1" w:lastColumn="0" w:lastRow="0" w:noHBand="0" w:noVBand="1" w:val="04A0"/>
       </w:tblPr>
       <w:tblGrid>
-        <w:gridCol w:w="7257"/>
-        <w:gridCol w:w="7257"/>
+        <w:gridCol w:w="7569"/>
+        <w:gridCol w:w="7569"/>
       </w:tblGrid>
       <w:tr>
         <w:tc>
@@ -2648,8 +2653,8 @@
         <w:tblLook w:firstColumn="1" w:firstRow="1" w:lastColumn="0" w:lastRow="0" w:noHBand="0" w:noVBand="1" w:val="04A0"/>
       </w:tblPr>
       <w:tblGrid>
-        <w:gridCol w:w="7257"/>
-        <w:gridCol w:w="7257"/>
+        <w:gridCol w:w="7569"/>
+        <w:gridCol w:w="7569"/>
       </w:tblGrid>
       <w:tr>
         <w:tc>
@@ -2755,8 +2760,8 @@
         <w:tblLook w:firstColumn="1" w:firstRow="1" w:lastColumn="0" w:lastRow="0" w:noHBand="0" w:noVBand="1" w:val="04A0"/>
       </w:tblPr>
       <w:tblGrid>
-        <w:gridCol w:w="7257"/>
-        <w:gridCol w:w="7257"/>
+        <w:gridCol w:w="7569"/>
+        <w:gridCol w:w="7569"/>
       </w:tblGrid>
       <w:tr>
         <w:tc>
@@ -2852,8 +2857,8 @@
         <w:tblLook w:firstColumn="1" w:firstRow="1" w:lastColumn="0" w:lastRow="0" w:noHBand="0" w:noVBand="1" w:val="04A0"/>
       </w:tblPr>
       <w:tblGrid>
-        <w:gridCol w:w="7257"/>
-        <w:gridCol w:w="7257"/>
+        <w:gridCol w:w="7569"/>
+        <w:gridCol w:w="7569"/>
       </w:tblGrid>
       <w:tr>
         <w:tc>
@@ -3034,8 +3039,8 @@
         <w:tblLook w:firstColumn="1" w:firstRow="1" w:lastColumn="0" w:lastRow="0" w:noHBand="0" w:noVBand="1" w:val="04A0"/>
       </w:tblPr>
       <w:tblGrid>
-        <w:gridCol w:w="7257"/>
-        <w:gridCol w:w="7257"/>
+        <w:gridCol w:w="7569"/>
+        <w:gridCol w:w="7569"/>
       </w:tblGrid>
       <w:tr>
         <w:tc>
@@ -3131,8 +3136,8 @@
         <w:tblLook w:firstColumn="1" w:firstRow="1" w:lastColumn="0" w:lastRow="0" w:noHBand="0" w:noVBand="1" w:val="04A0"/>
       </w:tblPr>
       <w:tblGrid>
-        <w:gridCol w:w="7257"/>
-        <w:gridCol w:w="7257"/>
+        <w:gridCol w:w="7569"/>
+        <w:gridCol w:w="7569"/>
       </w:tblGrid>
       <w:tr>
         <w:tc>
@@ -3228,8 +3233,8 @@
         <w:tblLook w:firstColumn="1" w:firstRow="1" w:lastColumn="0" w:lastRow="0" w:noHBand="0" w:noVBand="1" w:val="04A0"/>
       </w:tblPr>
       <w:tblGrid>
-        <w:gridCol w:w="7257"/>
-        <w:gridCol w:w="7257"/>
+        <w:gridCol w:w="7569"/>
+        <w:gridCol w:w="7569"/>
       </w:tblGrid>
       <w:tr>
         <w:tc>
@@ -3330,8 +3335,8 @@
         <w:tblLook w:firstColumn="1" w:firstRow="1" w:lastColumn="0" w:lastRow="0" w:noHBand="0" w:noVBand="1" w:val="04A0"/>
       </w:tblPr>
       <w:tblGrid>
-        <w:gridCol w:w="7257"/>
-        <w:gridCol w:w="7257"/>
+        <w:gridCol w:w="7569"/>
+        <w:gridCol w:w="7569"/>
       </w:tblGrid>
       <w:tr>
         <w:tc>
@@ -3412,8 +3417,8 @@
         <w:tblLook w:firstColumn="1" w:firstRow="1" w:lastColumn="0" w:lastRow="0" w:noHBand="0" w:noVBand="1" w:val="04A0"/>
       </w:tblPr>
       <w:tblGrid>
-        <w:gridCol w:w="7257"/>
-        <w:gridCol w:w="7257"/>
+        <w:gridCol w:w="7569"/>
+        <w:gridCol w:w="7569"/>
       </w:tblGrid>
       <w:tr>
         <w:tc>
@@ -3534,8 +3539,8 @@
         <w:tblLook w:firstColumn="1" w:firstRow="1" w:lastColumn="0" w:lastRow="0" w:noHBand="0" w:noVBand="1" w:val="04A0"/>
       </w:tblPr>
       <w:tblGrid>
-        <w:gridCol w:w="7257"/>
-        <w:gridCol w:w="7257"/>
+        <w:gridCol w:w="7569"/>
+        <w:gridCol w:w="7569"/>
       </w:tblGrid>
       <w:tr>
         <w:tc>
@@ -3621,8 +3626,8 @@
         <w:tblLook w:firstColumn="1" w:firstRow="1" w:lastColumn="0" w:lastRow="0" w:noHBand="0" w:noVBand="1" w:val="04A0"/>
       </w:tblPr>
       <w:tblGrid>
-        <w:gridCol w:w="7257"/>
-        <w:gridCol w:w="7257"/>
+        <w:gridCol w:w="7569"/>
+        <w:gridCol w:w="7569"/>
       </w:tblGrid>
       <w:tr>
         <w:tc>
@@ -3728,8 +3733,8 @@
         <w:tblLook w:firstColumn="1" w:firstRow="1" w:lastColumn="0" w:lastRow="0" w:noHBand="0" w:noVBand="1" w:val="04A0"/>
       </w:tblPr>
       <w:tblGrid>
-        <w:gridCol w:w="7257"/>
-        <w:gridCol w:w="7257"/>
+        <w:gridCol w:w="7569"/>
+        <w:gridCol w:w="7569"/>
       </w:tblGrid>
       <w:tr>
         <w:tc>
@@ -3830,8 +3835,8 @@
         <w:tblLook w:firstColumn="1" w:firstRow="1" w:lastColumn="0" w:lastRow="0" w:noHBand="0" w:noVBand="1" w:val="04A0"/>
       </w:tblPr>
       <w:tblGrid>
-        <w:gridCol w:w="7257"/>
-        <w:gridCol w:w="7257"/>
+        <w:gridCol w:w="7569"/>
+        <w:gridCol w:w="7569"/>
       </w:tblGrid>
       <w:tr>
         <w:tc>
@@ -3951,8 +3956,8 @@
         <w:tblLook w:firstColumn="1" w:firstRow="1" w:lastColumn="0" w:lastRow="0" w:noHBand="0" w:noVBand="1" w:val="04A0"/>
       </w:tblPr>
       <w:tblGrid>
-        <w:gridCol w:w="7257"/>
-        <w:gridCol w:w="7257"/>
+        <w:gridCol w:w="7569"/>
+        <w:gridCol w:w="7569"/>
       </w:tblGrid>
       <w:tr>
         <w:tc>
@@ -4043,8 +4048,8 @@
         <w:tblLook w:firstColumn="1" w:firstRow="1" w:lastColumn="0" w:lastRow="0" w:noHBand="0" w:noVBand="1" w:val="04A0"/>
       </w:tblPr>
       <w:tblGrid>
-        <w:gridCol w:w="7257"/>
-        <w:gridCol w:w="7257"/>
+        <w:gridCol w:w="7569"/>
+        <w:gridCol w:w="7569"/>
       </w:tblGrid>
       <w:tr>
         <w:tc>
@@ -4145,8 +4150,8 @@
         <w:tblLook w:firstColumn="1" w:firstRow="1" w:lastColumn="0" w:lastRow="0" w:noHBand="0" w:noVBand="1" w:val="04A0"/>
       </w:tblPr>
       <w:tblGrid>
-        <w:gridCol w:w="7257"/>
-        <w:gridCol w:w="7257"/>
+        <w:gridCol w:w="7569"/>
+        <w:gridCol w:w="7569"/>
       </w:tblGrid>
       <w:tr>
         <w:tc>
@@ -4292,8 +4297,8 @@
         <w:tblLook w:firstColumn="1" w:firstRow="1" w:lastColumn="0" w:lastRow="0" w:noHBand="0" w:noVBand="1" w:val="04A0"/>
       </w:tblPr>
       <w:tblGrid>
-        <w:gridCol w:w="7257"/>
-        <w:gridCol w:w="7257"/>
+        <w:gridCol w:w="7569"/>
+        <w:gridCol w:w="7569"/>
       </w:tblGrid>
       <w:tr>
         <w:tc>
@@ -4389,8 +4394,8 @@
         <w:tblLook w:firstColumn="1" w:firstRow="1" w:lastColumn="0" w:lastRow="0" w:noHBand="0" w:noVBand="1" w:val="04A0"/>
       </w:tblPr>
       <w:tblGrid>
-        <w:gridCol w:w="7257"/>
-        <w:gridCol w:w="7257"/>
+        <w:gridCol w:w="7569"/>
+        <w:gridCol w:w="7569"/>
       </w:tblGrid>
       <w:tr>
         <w:tc>
@@ -4481,8 +4486,8 @@
         <w:tblLook w:firstColumn="1" w:firstRow="1" w:lastColumn="0" w:lastRow="0" w:noHBand="0" w:noVBand="1" w:val="04A0"/>
       </w:tblPr>
       <w:tblGrid>
-        <w:gridCol w:w="7257"/>
-        <w:gridCol w:w="7257"/>
+        <w:gridCol w:w="7569"/>
+        <w:gridCol w:w="7569"/>
       </w:tblGrid>
       <w:tr>
         <w:tc>
@@ -4737,8 +4742,8 @@
         <w:tblLook w:firstColumn="1" w:firstRow="1" w:lastColumn="0" w:lastRow="0" w:noHBand="0" w:noVBand="1" w:val="04A0"/>
       </w:tblPr>
       <w:tblGrid>
-        <w:gridCol w:w="7257"/>
-        <w:gridCol w:w="7257"/>
+        <w:gridCol w:w="7569"/>
+        <w:gridCol w:w="7569"/>
       </w:tblGrid>
       <w:tr>
         <w:tc>
@@ -4909,8 +4914,8 @@
         <w:tblLook w:firstColumn="1" w:firstRow="1" w:lastColumn="0" w:lastRow="0" w:noHBand="0" w:noVBand="1" w:val="04A0"/>
       </w:tblPr>
       <w:tblGrid>
-        <w:gridCol w:w="7257"/>
-        <w:gridCol w:w="7257"/>
+        <w:gridCol w:w="7569"/>
+        <w:gridCol w:w="7569"/>
       </w:tblGrid>
       <w:tr>
         <w:tc>
@@ -5116,8 +5121,8 @@
         <w:tblLook w:firstColumn="1" w:firstRow="1" w:lastColumn="0" w:lastRow="0" w:noHBand="0" w:noVBand="1" w:val="04A0"/>
       </w:tblPr>
       <w:tblGrid>
-        <w:gridCol w:w="7257"/>
-        <w:gridCol w:w="7257"/>
+        <w:gridCol w:w="7569"/>
+        <w:gridCol w:w="7569"/>
       </w:tblGrid>
       <w:tr>
         <w:tc>
@@ -5283,8 +5288,8 @@
         <w:tblLook w:firstColumn="1" w:firstRow="1" w:lastColumn="0" w:lastRow="0" w:noHBand="0" w:noVBand="1" w:val="04A0"/>
       </w:tblPr>
       <w:tblGrid>
-        <w:gridCol w:w="7257"/>
-        <w:gridCol w:w="7257"/>
+        <w:gridCol w:w="7569"/>
+        <w:gridCol w:w="7569"/>
       </w:tblGrid>
       <w:tr>
         <w:tc>
@@ -5365,8 +5370,8 @@
         <w:tblLook w:firstColumn="1" w:firstRow="1" w:lastColumn="0" w:lastRow="0" w:noHBand="0" w:noVBand="1" w:val="04A0"/>
       </w:tblPr>
       <w:tblGrid>
-        <w:gridCol w:w="7257"/>
-        <w:gridCol w:w="7257"/>
+        <w:gridCol w:w="7569"/>
+        <w:gridCol w:w="7569"/>
       </w:tblGrid>
       <w:tr>
         <w:tc>
@@ -5447,8 +5452,8 @@
         <w:tblLook w:firstColumn="1" w:firstRow="1" w:lastColumn="0" w:lastRow="0" w:noHBand="0" w:noVBand="1" w:val="04A0"/>
       </w:tblPr>
       <w:tblGrid>
-        <w:gridCol w:w="7257"/>
-        <w:gridCol w:w="7257"/>
+        <w:gridCol w:w="7569"/>
+        <w:gridCol w:w="7569"/>
       </w:tblGrid>
       <w:tr>
         <w:tc>
@@ -5569,8 +5574,8 @@
         <w:tblLook w:firstColumn="1" w:firstRow="1" w:lastColumn="0" w:lastRow="0" w:noHBand="0" w:noVBand="1" w:val="04A0"/>
       </w:tblPr>
       <w:tblGrid>
-        <w:gridCol w:w="7257"/>
-        <w:gridCol w:w="7257"/>
+        <w:gridCol w:w="7569"/>
+        <w:gridCol w:w="7569"/>
       </w:tblGrid>
       <w:tr>
         <w:tc>
@@ -5696,8 +5701,8 @@
         <w:tblLook w:firstColumn="1" w:firstRow="1" w:lastColumn="0" w:lastRow="0" w:noHBand="0" w:noVBand="1" w:val="04A0"/>
       </w:tblPr>
       <w:tblGrid>
-        <w:gridCol w:w="7257"/>
-        <w:gridCol w:w="7257"/>
+        <w:gridCol w:w="7569"/>
+        <w:gridCol w:w="7569"/>
       </w:tblGrid>
       <w:tr>
         <w:tc>
@@ -5813,8 +5818,8 @@
         <w:tblLook w:firstColumn="1" w:firstRow="1" w:lastColumn="0" w:lastRow="0" w:noHBand="0" w:noVBand="1" w:val="04A0"/>
       </w:tblPr>
       <w:tblGrid>
-        <w:gridCol w:w="7257"/>
-        <w:gridCol w:w="7257"/>
+        <w:gridCol w:w="7569"/>
+        <w:gridCol w:w="7569"/>
       </w:tblGrid>
       <w:tr>
         <w:tc>
@@ -5925,8 +5930,8 @@
         <w:tblLook w:firstColumn="1" w:firstRow="1" w:lastColumn="0" w:lastRow="0" w:noHBand="0" w:noVBand="1" w:val="04A0"/>
       </w:tblPr>
       <w:tblGrid>
-        <w:gridCol w:w="7257"/>
-        <w:gridCol w:w="7257"/>
+        <w:gridCol w:w="7569"/>
+        <w:gridCol w:w="7569"/>
       </w:tblGrid>
       <w:tr>
         <w:tc>
@@ -6032,8 +6037,8 @@
         <w:tblLook w:firstColumn="1" w:firstRow="1" w:lastColumn="0" w:lastRow="0" w:noHBand="0" w:noVBand="1" w:val="04A0"/>
       </w:tblPr>
       <w:tblGrid>
-        <w:gridCol w:w="7257"/>
-        <w:gridCol w:w="7257"/>
+        <w:gridCol w:w="7569"/>
+        <w:gridCol w:w="7569"/>
       </w:tblGrid>
       <w:tr>
         <w:tc>
@@ -6119,8 +6124,8 @@
         <w:tblLook w:firstColumn="1" w:firstRow="1" w:lastColumn="0" w:lastRow="0" w:noHBand="0" w:noVBand="1" w:val="04A0"/>
       </w:tblPr>
       <w:tblGrid>
-        <w:gridCol w:w="7257"/>
-        <w:gridCol w:w="7257"/>
+        <w:gridCol w:w="7569"/>
+        <w:gridCol w:w="7569"/>
       </w:tblGrid>
       <w:tr>
         <w:tc>
@@ -6221,8 +6226,8 @@
         <w:tblLook w:firstColumn="1" w:firstRow="1" w:lastColumn="0" w:lastRow="0" w:noHBand="0" w:noVBand="1" w:val="04A0"/>
       </w:tblPr>
       <w:tblGrid>
-        <w:gridCol w:w="7257"/>
-        <w:gridCol w:w="7257"/>
+        <w:gridCol w:w="7569"/>
+        <w:gridCol w:w="7569"/>
       </w:tblGrid>
       <w:tr>
         <w:tc>
@@ -6313,8 +6318,8 @@
         <w:tblLook w:firstColumn="1" w:firstRow="1" w:lastColumn="0" w:lastRow="0" w:noHBand="0" w:noVBand="1" w:val="04A0"/>
       </w:tblPr>
       <w:tblGrid>
-        <w:gridCol w:w="7257"/>
-        <w:gridCol w:w="7257"/>
+        <w:gridCol w:w="7569"/>
+        <w:gridCol w:w="7569"/>
       </w:tblGrid>
       <w:tr>
         <w:tc>
@@ -6450,8 +6455,8 @@
         <w:tblLook w:firstColumn="1" w:firstRow="1" w:lastColumn="0" w:lastRow="0" w:noHBand="0" w:noVBand="1" w:val="04A0"/>
       </w:tblPr>
       <w:tblGrid>
-        <w:gridCol w:w="7257"/>
-        <w:gridCol w:w="7257"/>
+        <w:gridCol w:w="7569"/>
+        <w:gridCol w:w="7569"/>
       </w:tblGrid>
       <w:tr>
         <w:tc>
@@ -6651,8 +6656,8 @@
         <w:tblLook w:firstColumn="1" w:firstRow="1" w:lastColumn="0" w:lastRow="0" w:noHBand="0" w:noVBand="1" w:val="04A0"/>
       </w:tblPr>
       <w:tblGrid>
-        <w:gridCol w:w="7257"/>
-        <w:gridCol w:w="7257"/>
+        <w:gridCol w:w="7569"/>
+        <w:gridCol w:w="7569"/>
       </w:tblGrid>
       <w:tr>
         <w:tc>
@@ -6733,8 +6738,8 @@
         <w:tblLook w:firstColumn="1" w:firstRow="1" w:lastColumn="0" w:lastRow="0" w:noHBand="0" w:noVBand="1" w:val="04A0"/>
       </w:tblPr>
       <w:tblGrid>
-        <w:gridCol w:w="7257"/>
-        <w:gridCol w:w="7257"/>
+        <w:gridCol w:w="7569"/>
+        <w:gridCol w:w="7569"/>
       </w:tblGrid>
       <w:tr>
         <w:tc>
@@ -6855,8 +6860,8 @@
         <w:tblLook w:firstColumn="1" w:firstRow="1" w:lastColumn="0" w:lastRow="0" w:noHBand="0" w:noVBand="1" w:val="04A0"/>
       </w:tblPr>
       <w:tblGrid>
-        <w:gridCol w:w="7257"/>
-        <w:gridCol w:w="7257"/>
+        <w:gridCol w:w="7569"/>
+        <w:gridCol w:w="7569"/>
       </w:tblGrid>
       <w:tr>
         <w:tc>
@@ -6957,8 +6962,8 @@
         <w:tblLook w:firstColumn="1" w:firstRow="1" w:lastColumn="0" w:lastRow="0" w:noHBand="0" w:noVBand="1" w:val="04A0"/>
       </w:tblPr>
       <w:tblGrid>
-        <w:gridCol w:w="7257"/>
-        <w:gridCol w:w="7257"/>
+        <w:gridCol w:w="7569"/>
+        <w:gridCol w:w="7569"/>
       </w:tblGrid>
       <w:tr>
         <w:tc>
@@ -7069,8 +7074,8 @@
         <w:tblLook w:firstColumn="1" w:firstRow="1" w:lastColumn="0" w:lastRow="0" w:noHBand="0" w:noVBand="1" w:val="04A0"/>
       </w:tblPr>
       <w:tblGrid>
-        <w:gridCol w:w="7257"/>
-        <w:gridCol w:w="7257"/>
+        <w:gridCol w:w="7569"/>
+        <w:gridCol w:w="7569"/>
       </w:tblGrid>
       <w:tr>
         <w:tc>
@@ -7156,8 +7161,8 @@
         <w:tblLook w:firstColumn="1" w:firstRow="1" w:lastColumn="0" w:lastRow="0" w:noHBand="0" w:noVBand="1" w:val="04A0"/>
       </w:tblPr>
       <w:tblGrid>
-        <w:gridCol w:w="7257"/>
-        <w:gridCol w:w="7257"/>
+        <w:gridCol w:w="7569"/>
+        <w:gridCol w:w="7569"/>
       </w:tblGrid>
       <w:tr>
         <w:tc>
@@ -7273,8 +7278,8 @@
         <w:tblLook w:firstColumn="1" w:firstRow="1" w:lastColumn="0" w:lastRow="0" w:noHBand="0" w:noVBand="1" w:val="04A0"/>
       </w:tblPr>
       <w:tblGrid>
-        <w:gridCol w:w="7257"/>
-        <w:gridCol w:w="7257"/>
+        <w:gridCol w:w="7569"/>
+        <w:gridCol w:w="7569"/>
       </w:tblGrid>
       <w:tr>
         <w:tc>
@@ -7400,8 +7405,8 @@
         <w:tblLook w:firstColumn="1" w:firstRow="1" w:lastColumn="0" w:lastRow="0" w:noHBand="0" w:noVBand="1" w:val="04A0"/>
       </w:tblPr>
       <w:tblGrid>
-        <w:gridCol w:w="7257"/>
-        <w:gridCol w:w="7257"/>
+        <w:gridCol w:w="7569"/>
+        <w:gridCol w:w="7569"/>
       </w:tblGrid>
       <w:tr>
         <w:tc>
@@ -7517,8 +7522,8 @@
         <w:tblLook w:firstColumn="1" w:firstRow="1" w:lastColumn="0" w:lastRow="0" w:noHBand="0" w:noVBand="1" w:val="04A0"/>
       </w:tblPr>
       <w:tblGrid>
-        <w:gridCol w:w="7257"/>
-        <w:gridCol w:w="7257"/>
+        <w:gridCol w:w="7569"/>
+        <w:gridCol w:w="7569"/>
       </w:tblGrid>
       <w:tr>
         <w:tc>
@@ -7629,8 +7634,8 @@
         <w:tblLook w:firstColumn="1" w:firstRow="1" w:lastColumn="0" w:lastRow="0" w:noHBand="0" w:noVBand="1" w:val="04A0"/>
       </w:tblPr>
       <w:tblGrid>
-        <w:gridCol w:w="7257"/>
-        <w:gridCol w:w="7257"/>
+        <w:gridCol w:w="7569"/>
+        <w:gridCol w:w="7569"/>
       </w:tblGrid>
       <w:tr>
         <w:tc>
@@ -7761,8 +7766,8 @@
         <w:tblLook w:firstColumn="1" w:firstRow="1" w:lastColumn="0" w:lastRow="0" w:noHBand="0" w:noVBand="1" w:val="04A0"/>
       </w:tblPr>
       <w:tblGrid>
-        <w:gridCol w:w="7257"/>
-        <w:gridCol w:w="7257"/>
+        <w:gridCol w:w="7569"/>
+        <w:gridCol w:w="7569"/>
       </w:tblGrid>
       <w:tr>
         <w:tc>
@@ -7903,8 +7908,8 @@
         <w:tblLook w:firstColumn="1" w:firstRow="1" w:lastColumn="0" w:lastRow="0" w:noHBand="0" w:noVBand="1" w:val="04A0"/>
       </w:tblPr>
       <w:tblGrid>
-        <w:gridCol w:w="7257"/>
-        <w:gridCol w:w="7257"/>
+        <w:gridCol w:w="7569"/>
+        <w:gridCol w:w="7569"/>
       </w:tblGrid>
       <w:tr>
         <w:tc>
@@ -7995,8 +8000,8 @@
         <w:tblLook w:firstColumn="1" w:firstRow="1" w:lastColumn="0" w:lastRow="0" w:noHBand="0" w:noVBand="1" w:val="04A0"/>
       </w:tblPr>
       <w:tblGrid>
-        <w:gridCol w:w="7257"/>
-        <w:gridCol w:w="7257"/>
+        <w:gridCol w:w="7569"/>
+        <w:gridCol w:w="7569"/>
       </w:tblGrid>
       <w:tr>
         <w:tc>
@@ -8077,8 +8082,8 @@
         <w:tblLook w:firstColumn="1" w:firstRow="1" w:lastColumn="0" w:lastRow="0" w:noHBand="0" w:noVBand="1" w:val="04A0"/>
       </w:tblPr>
       <w:tblGrid>
-        <w:gridCol w:w="7257"/>
-        <w:gridCol w:w="7257"/>
+        <w:gridCol w:w="7569"/>
+        <w:gridCol w:w="7569"/>
       </w:tblGrid>
       <w:tr>
         <w:tc>
@@ -8179,8 +8184,8 @@
         <w:tblLook w:firstColumn="1" w:firstRow="1" w:lastColumn="0" w:lastRow="0" w:noHBand="0" w:noVBand="1" w:val="04A0"/>
       </w:tblPr>
       <w:tblGrid>
-        <w:gridCol w:w="7257"/>
-        <w:gridCol w:w="7257"/>
+        <w:gridCol w:w="7569"/>
+        <w:gridCol w:w="7569"/>
       </w:tblGrid>
       <w:tr>
         <w:tc>
